--- a/Streamlining IT Procurement - Project (Phase-wise)/Streamlining IT Procurement - Project/4. Project Planning Phase/Project Planning.docx
+++ b/Streamlining IT Procurement - Project (Phase-wise)/Streamlining IT Procurement - Project/4. Project Planning Phase/Project Planning.docx
@@ -249,7 +249,7 @@
                 <w:sz w:val="20"/>
                 <w:szCs w:val="20"/>
               </w:rPr>
-              <w:t xml:space="preserve">[Your Team ID]</w:t>
+              <w:t xml:space="preserve">SWTID-2026-5416</w:t>
             </w:r>
           </w:p>
         </w:tc>
@@ -886,7 +886,7 @@
                 <w:sz w:val="20"/>
                 <w:szCs w:val="20"/>
               </w:rPr>
-              <w:t xml:space="preserve">[Name]</w:t>
+              <w:t xml:space="preserve">Dineshkumar K</w:t>
             </w:r>
           </w:p>
         </w:tc>
@@ -1112,7 +1112,7 @@
                 <w:sz w:val="20"/>
                 <w:szCs w:val="20"/>
               </w:rPr>
-              <w:t xml:space="preserve">[Name]</w:t>
+              <w:t xml:space="preserve">Elavarasan S</w:t>
             </w:r>
           </w:p>
         </w:tc>
@@ -1338,7 +1338,7 @@
                 <w:sz w:val="20"/>
                 <w:szCs w:val="20"/>
               </w:rPr>
-              <w:t xml:space="preserve">[Name]</w:t>
+              <w:t xml:space="preserve">Gokul N</w:t>
             </w:r>
           </w:p>
         </w:tc>
@@ -1564,7 +1564,7 @@
                 <w:sz w:val="20"/>
                 <w:szCs w:val="20"/>
               </w:rPr>
-              <w:t xml:space="preserve">[Name]</w:t>
+              <w:t xml:space="preserve">Hariprasath M</w:t>
             </w:r>
           </w:p>
         </w:tc>
@@ -1790,7 +1790,7 @@
                 <w:sz w:val="20"/>
                 <w:szCs w:val="20"/>
               </w:rPr>
-              <w:t xml:space="preserve">[Name]</w:t>
+              <w:t xml:space="preserve">Janardhan S</w:t>
             </w:r>
           </w:p>
         </w:tc>
@@ -2016,7 +2016,7 @@
                 <w:sz w:val="20"/>
                 <w:szCs w:val="20"/>
               </w:rPr>
-              <w:t xml:space="preserve">[Name]</w:t>
+              <w:t xml:space="preserve">Dineshkumar K</w:t>
             </w:r>
           </w:p>
         </w:tc>
@@ -2242,7 +2242,7 @@
                 <w:sz w:val="20"/>
                 <w:szCs w:val="20"/>
               </w:rPr>
-              <w:t xml:space="preserve">[Name]</w:t>
+              <w:t xml:space="preserve">Elavarasan S</w:t>
             </w:r>
           </w:p>
         </w:tc>
@@ -2468,7 +2468,7 @@
                 <w:sz w:val="20"/>
                 <w:szCs w:val="20"/>
               </w:rPr>
-              <w:t xml:space="preserve">[Name]</w:t>
+              <w:t xml:space="preserve">Gokul N</w:t>
             </w:r>
           </w:p>
         </w:tc>
@@ -2694,7 +2694,7 @@
                 <w:sz w:val="20"/>
                 <w:szCs w:val="20"/>
               </w:rPr>
-              <w:t xml:space="preserve">[Name]</w:t>
+              <w:t xml:space="preserve">Hariprasath M</w:t>
             </w:r>
           </w:p>
         </w:tc>
